--- a/public/docs/Cue_Extraction_Technote_V45.docx
+++ b/public/docs/Cue_Extraction_Technote_V45.docx
@@ -1676,10 +1676,10 @@
           <w:tcPr>
             <w:tcW w:type="dxa" w:w="9600"/>
             <w:tcBorders>
-              <w:top w:val="none" w:color="FFFFFF" w:sz="0"/>
+              <w:top w:val="nil" w:color="FFFFFF" w:sz="1"/>
               <w:left w:val="single" w:color="FB7185" w:sz="18"/>
-              <w:bottom w:val="none" w:color="FFFFFF" w:sz="0"/>
-              <w:right w:val="none" w:color="FFFFFF" w:sz="0"/>
+              <w:bottom w:val="nil" w:color="FFFFFF" w:sz="1"/>
+              <w:right w:val="nil" w:color="FFFFFF" w:sz="1"/>
             </w:tcBorders>
             <w:tcMar>
               <w:top w:type="dxa" w:w="80"/>
@@ -2114,10 +2114,10 @@
           <w:tcPr>
             <w:tcW w:type="dxa" w:w="9600"/>
             <w:tcBorders>
-              <w:top w:val="none" w:color="FFFFFF" w:sz="0"/>
+              <w:top w:val="nil" w:color="FFFFFF" w:sz="1"/>
               <w:left w:val="single" w:color="FB7185" w:sz="18"/>
-              <w:bottom w:val="none" w:color="FFFFFF" w:sz="0"/>
-              <w:right w:val="none" w:color="FFFFFF" w:sz="0"/>
+              <w:bottom w:val="nil" w:color="FFFFFF" w:sz="1"/>
+              <w:right w:val="nil" w:color="FFFFFF" w:sz="1"/>
             </w:tcBorders>
             <w:tcMar>
               <w:top w:type="dxa" w:w="80"/>
@@ -2297,10 +2297,10 @@
           <w:tcPr>
             <w:tcW w:type="dxa" w:w="9600"/>
             <w:tcBorders>
-              <w:top w:val="none" w:color="FFFFFF" w:sz="0"/>
+              <w:top w:val="nil" w:color="FFFFFF" w:sz="1"/>
               <w:left w:val="single" w:color="FB7185" w:sz="18"/>
-              <w:bottom w:val="none" w:color="FFFFFF" w:sz="0"/>
-              <w:right w:val="none" w:color="FFFFFF" w:sz="0"/>
+              <w:bottom w:val="nil" w:color="FFFFFF" w:sz="1"/>
+              <w:right w:val="nil" w:color="FFFFFF" w:sz="1"/>
             </w:tcBorders>
             <w:tcMar>
               <w:top w:type="dxa" w:w="80"/>
@@ -2439,10 +2439,10 @@
           <w:tcPr>
             <w:tcW w:type="dxa" w:w="9600"/>
             <w:tcBorders>
-              <w:top w:val="none" w:color="FFFFFF" w:sz="0"/>
+              <w:top w:val="nil" w:color="FFFFFF" w:sz="1"/>
               <w:left w:val="single" w:color="FB7185" w:sz="18"/>
-              <w:bottom w:val="none" w:color="FFFFFF" w:sz="0"/>
-              <w:right w:val="none" w:color="FFFFFF" w:sz="0"/>
+              <w:bottom w:val="nil" w:color="FFFFFF" w:sz="1"/>
+              <w:right w:val="nil" w:color="FFFFFF" w:sz="1"/>
             </w:tcBorders>
             <w:tcMar>
               <w:top w:type="dxa" w:w="80"/>
@@ -2540,10 +2540,10 @@
           <w:tcPr>
             <w:tcW w:type="dxa" w:w="9600"/>
             <w:tcBorders>
-              <w:top w:val="none" w:color="FFFFFF" w:sz="0"/>
+              <w:top w:val="nil" w:color="FFFFFF" w:sz="1"/>
               <w:left w:val="single" w:color="FB7185" w:sz="18"/>
-              <w:bottom w:val="none" w:color="FFFFFF" w:sz="0"/>
-              <w:right w:val="none" w:color="FFFFFF" w:sz="0"/>
+              <w:bottom w:val="nil" w:color="FFFFFF" w:sz="1"/>
+              <w:right w:val="nil" w:color="FFFFFF" w:sz="1"/>
             </w:tcBorders>
             <w:tcMar>
               <w:top w:type="dxa" w:w="80"/>
@@ -2661,10 +2661,10 @@
           <w:tcPr>
             <w:tcW w:type="dxa" w:w="9600"/>
             <w:tcBorders>
-              <w:top w:val="none" w:color="FFFFFF" w:sz="0"/>
+              <w:top w:val="nil" w:color="FFFFFF" w:sz="1"/>
               <w:left w:val="single" w:color="FB7185" w:sz="18"/>
-              <w:bottom w:val="none" w:color="FFFFFF" w:sz="0"/>
-              <w:right w:val="none" w:color="FFFFFF" w:sz="0"/>
+              <w:bottom w:val="nil" w:color="FFFFFF" w:sz="1"/>
+              <w:right w:val="nil" w:color="FFFFFF" w:sz="1"/>
             </w:tcBorders>
             <w:tcMar>
               <w:top w:type="dxa" w:w="80"/>
@@ -2782,10 +2782,10 @@
           <w:tcPr>
             <w:tcW w:type="dxa" w:w="9600"/>
             <w:tcBorders>
-              <w:top w:val="none" w:color="FFFFFF" w:sz="0"/>
+              <w:top w:val="nil" w:color="FFFFFF" w:sz="1"/>
               <w:left w:val="single" w:color="FB7185" w:sz="18"/>
-              <w:bottom w:val="none" w:color="FFFFFF" w:sz="0"/>
-              <w:right w:val="none" w:color="FFFFFF" w:sz="0"/>
+              <w:bottom w:val="nil" w:color="FFFFFF" w:sz="1"/>
+              <w:right w:val="nil" w:color="FFFFFF" w:sz="1"/>
             </w:tcBorders>
             <w:tcMar>
               <w:top w:type="dxa" w:w="80"/>
@@ -3549,10 +3549,10 @@
           <w:tcPr>
             <w:tcW w:type="dxa" w:w="9600"/>
             <w:tcBorders>
-              <w:top w:val="none" w:color="FFFFFF" w:sz="0"/>
+              <w:top w:val="nil" w:color="FFFFFF" w:sz="1"/>
               <w:left w:val="single" w:color="FB7185" w:sz="18"/>
-              <w:bottom w:val="none" w:color="FFFFFF" w:sz="0"/>
-              <w:right w:val="none" w:color="FFFFFF" w:sz="0"/>
+              <w:bottom w:val="nil" w:color="FFFFFF" w:sz="1"/>
+              <w:right w:val="nil" w:color="FFFFFF" w:sz="1"/>
             </w:tcBorders>
             <w:tcMar>
               <w:top w:type="dxa" w:w="80"/>
@@ -3620,10 +3620,10 @@
           <w:tcPr>
             <w:tcW w:type="dxa" w:w="9600"/>
             <w:tcBorders>
-              <w:top w:val="none" w:color="FFFFFF" w:sz="0"/>
+              <w:top w:val="nil" w:color="FFFFFF" w:sz="1"/>
               <w:left w:val="single" w:color="FB7185" w:sz="18"/>
-              <w:bottom w:val="none" w:color="FFFFFF" w:sz="0"/>
-              <w:right w:val="none" w:color="FFFFFF" w:sz="0"/>
+              <w:bottom w:val="nil" w:color="FFFFFF" w:sz="1"/>
+              <w:right w:val="nil" w:color="FFFFFF" w:sz="1"/>
             </w:tcBorders>
             <w:tcMar>
               <w:top w:type="dxa" w:w="80"/>
@@ -3908,10 +3908,10 @@
           <w:tcPr>
             <w:tcW w:type="dxa" w:w="9600"/>
             <w:tcBorders>
-              <w:top w:val="none" w:color="FFFFFF" w:sz="0"/>
+              <w:top w:val="nil" w:color="FFFFFF" w:sz="1"/>
               <w:left w:val="single" w:color="FB7185" w:sz="18"/>
-              <w:bottom w:val="none" w:color="FFFFFF" w:sz="0"/>
-              <w:right w:val="none" w:color="FFFFFF" w:sz="0"/>
+              <w:bottom w:val="nil" w:color="FFFFFF" w:sz="1"/>
+              <w:right w:val="nil" w:color="FFFFFF" w:sz="1"/>
             </w:tcBorders>
             <w:tcMar>
               <w:top w:type="dxa" w:w="80"/>
@@ -3979,10 +3979,10 @@
           <w:tcPr>
             <w:tcW w:type="dxa" w:w="9600"/>
             <w:tcBorders>
-              <w:top w:val="none" w:color="FFFFFF" w:sz="0"/>
+              <w:top w:val="nil" w:color="FFFFFF" w:sz="1"/>
               <w:left w:val="single" w:color="FB7185" w:sz="18"/>
-              <w:bottom w:val="none" w:color="FFFFFF" w:sz="0"/>
-              <w:right w:val="none" w:color="FFFFFF" w:sz="0"/>
+              <w:bottom w:val="nil" w:color="FFFFFF" w:sz="1"/>
+              <w:right w:val="nil" w:color="FFFFFF" w:sz="1"/>
             </w:tcBorders>
             <w:tcMar>
               <w:top w:type="dxa" w:w="80"/>
